--- a/flow/20230914_vu_template/drafts/2024-11-g/29-ПТ-Парамона,Філумена.docx
+++ b/flow/20230914_vu_template/drafts/2024-11-g/29-ПТ-Парамона,Філумена.docx
@@ -6363,7 +6363,7 @@
           <w:szCs w:val="24"/>
           <w:rtl w:val="0"/>
         </w:rPr>
-        <w:t>Нехай буде розп'ятий!* – кликали ті, що завжди насолоджувалися твоїми дарами;* убивці ж праведників просили собі злочинця замість доброчинця;* але ти, Христе, мовчав і терпів їхню злобу,* бажаючи постраждати і спасти нас, як людинаолюбець.</w:t>
+        <w:t>Нехай буде розп'ятий!* – кликали ті, що завжди насолоджувалися твоїми дарами;* убивці ж праведників просили собі злочинця замість доброчинця;* але ти, Христе, мовчав і терпів їхню злобу,* бажаючи постраждати і спасти нас, як Людинолюбець.</w:t>
       </w:r>
     </w:p>
     <w:p>
@@ -12971,7 +12971,7 @@
           <w:szCs w:val="24"/>
           <w:rtl w:val="0"/>
         </w:rPr>
-        <w:t xml:space="preserve"> Ти, що хрестом просвітив землян і покликав грішників на покаяння,* не відлучи й нас від твого стада, Пастирю добрий.* Віднайди, Владико, нас заблуканих і залічи до твого святого стада,* як єдино добрий і людинаолюбець.</w:t>
+        <w:t xml:space="preserve"> Ти, що хрестом просвітив землян і покликав грішників на покаяння,* не відлучи й нас від твого стада, Пастирю добрий.* Віднайди, Владико, нас заблуканих і залічи до твого святого стада,* як єдино добрий і людинолюбний.</w:t>
       </w:r>
     </w:p>
     <w:p>
